--- a/frontend/public/templates/duty_report_form.docx
+++ b/frontend/public/templates/duty_report_form.docx
@@ -12,242 +12,762 @@
       </w:r>
     </w:p>
     <w:p>
+      <w:r>
+        <w:rPr>
+          <w:cs/>
+        </w:rPr>
+        <w:br/>
+      </w:r>
+      <w:r>
+        <w:t>{</w:t>
+      </w:r>
+      <w:proofErr w:type="spellStart"/>
+      <w:r>
+        <w:t>order_no</w:t>
+      </w:r>
+      <w:proofErr w:type="spellEnd"/>
+      <w:proofErr w:type="gramStart"/>
+      <w:r>
+        <w:t xml:space="preserve">} </w:t>
+      </w:r>
+      <w:r>
+        <w:rPr>
+          <w:cs/>
+        </w:rPr>
+        <w:t>:</w:t>
+      </w:r>
+      <w:proofErr w:type="gramEnd"/>
+      <w:r>
+        <w:rPr>
+          <w:cs/>
+        </w:rPr>
+        <w:t xml:space="preserve"> เลขที่คำสั่ง</w:t>
+      </w:r>
+    </w:p>
+    <w:p>
+      <w:r>
+        <w:t>{</w:t>
+      </w:r>
+      <w:proofErr w:type="spellStart"/>
+      <w:r>
+        <w:t>order_date</w:t>
+      </w:r>
+      <w:proofErr w:type="spellEnd"/>
+      <w:proofErr w:type="gramStart"/>
+      <w:r>
+        <w:t xml:space="preserve">} </w:t>
+      </w:r>
+      <w:r>
+        <w:rPr>
+          <w:cs/>
+        </w:rPr>
+        <w:t>:</w:t>
+      </w:r>
+      <w:proofErr w:type="gramEnd"/>
+      <w:r>
+        <w:rPr>
+          <w:cs/>
+        </w:rPr>
+        <w:t xml:space="preserve"> วันที่คำสั่ง</w:t>
+      </w:r>
+    </w:p>
+    <w:p>
+      <w:r>
+        <w:t>{</w:t>
+      </w:r>
+      <w:proofErr w:type="spellStart"/>
+      <w:r>
+        <w:t>ven_date</w:t>
+      </w:r>
+      <w:proofErr w:type="spellEnd"/>
+      <w:proofErr w:type="gramStart"/>
+      <w:r>
+        <w:t xml:space="preserve">} </w:t>
+      </w:r>
+      <w:r>
+        <w:rPr>
+          <w:cs/>
+        </w:rPr>
+        <w:t>:</w:t>
+      </w:r>
+      <w:proofErr w:type="gramEnd"/>
+      <w:r>
+        <w:rPr>
+          <w:cs/>
+        </w:rPr>
+        <w:t xml:space="preserve"> วันที่ปฏิบัติหน้าที่ (เช่น 16 พฤษภาคม 2567)</w:t>
+      </w:r>
+    </w:p>
+    <w:p>
+      <w:r>
+        <w:t>{</w:t>
+      </w:r>
+      <w:proofErr w:type="spellStart"/>
+      <w:r>
+        <w:t>ven_time</w:t>
+      </w:r>
+      <w:proofErr w:type="spellEnd"/>
+      <w:proofErr w:type="gramStart"/>
+      <w:r>
+        <w:t xml:space="preserve">} </w:t>
+      </w:r>
+      <w:r>
+        <w:rPr>
+          <w:cs/>
+        </w:rPr>
+        <w:t>:</w:t>
+      </w:r>
+      <w:proofErr w:type="gramEnd"/>
+      <w:r>
+        <w:rPr>
+          <w:cs/>
+        </w:rPr>
+        <w:t xml:space="preserve"> เวลา (เช่น 16.30 - 08.30 นาฬิกา ของวันรุ่งขึ้น)</w:t>
+      </w:r>
+    </w:p>
+    <w:p>
+      <w:r>
+        <w:t>{</w:t>
+      </w:r>
+      <w:proofErr w:type="spellStart"/>
+      <w:r>
+        <w:t>ven_name_full</w:t>
+      </w:r>
+      <w:proofErr w:type="spellEnd"/>
+      <w:proofErr w:type="gramStart"/>
+      <w:r>
+        <w:t xml:space="preserve">} </w:t>
+      </w:r>
+      <w:r>
+        <w:rPr>
+          <w:cs/>
+        </w:rPr>
+        <w:t>:</w:t>
+      </w:r>
+      <w:proofErr w:type="gramEnd"/>
+      <w:r>
+        <w:rPr>
+          <w:cs/>
+        </w:rPr>
+        <w:t xml:space="preserve"> ชื่อเวร (เช่น ผู้พิพากษา</w:t>
+      </w:r>
+      <w:r>
+        <w:t xml:space="preserve">, </w:t>
+      </w:r>
+      <w:r>
+        <w:rPr>
+          <w:cs/>
+        </w:rPr>
+        <w:t>หน้าบัลลังก์)</w:t>
+      </w:r>
+    </w:p>
+    <w:p>
+      <w:r>
+        <w:t>{</w:t>
+      </w:r>
+      <w:proofErr w:type="spellStart"/>
+      <w:r>
+        <w:t>user_name</w:t>
+      </w:r>
+      <w:proofErr w:type="spellEnd"/>
+      <w:proofErr w:type="gramStart"/>
+      <w:r>
+        <w:t xml:space="preserve">} </w:t>
+      </w:r>
+      <w:r>
+        <w:rPr>
+          <w:cs/>
+        </w:rPr>
+        <w:t>:</w:t>
+      </w:r>
+      <w:proofErr w:type="gramEnd"/>
+      <w:r>
+        <w:rPr>
+          <w:cs/>
+        </w:rPr>
+        <w:t xml:space="preserve"> ชื่อคนเข้าเวร</w:t>
+      </w:r>
+    </w:p>
+    <w:p>
+      <w:r>
+        <w:t>{</w:t>
+      </w:r>
+      <w:proofErr w:type="spellStart"/>
+      <w:r>
+        <w:t>user_position</w:t>
+      </w:r>
+      <w:proofErr w:type="spellEnd"/>
+      <w:proofErr w:type="gramStart"/>
+      <w:r>
+        <w:t xml:space="preserve">} </w:t>
+      </w:r>
+      <w:r>
+        <w:rPr>
+          <w:cs/>
+        </w:rPr>
+        <w:t>:</w:t>
+      </w:r>
+      <w:proofErr w:type="gramEnd"/>
+      <w:r>
+        <w:rPr>
+          <w:cs/>
+        </w:rPr>
+        <w:t xml:space="preserve"> ตำแหน่งคนเข้าเวร</w:t>
+      </w:r>
+    </w:p>
+    <w:p>
+      <w:r>
+        <w:t>{</w:t>
+      </w:r>
+      <w:proofErr w:type="spellStart"/>
+      <w:r>
+        <w:t>full_agency_name</w:t>
+      </w:r>
+      <w:proofErr w:type="spellEnd"/>
+      <w:proofErr w:type="gramStart"/>
+      <w:r>
+        <w:t xml:space="preserve">} </w:t>
+      </w:r>
+      <w:r>
+        <w:rPr>
+          <w:cs/>
+        </w:rPr>
+        <w:t>:</w:t>
+      </w:r>
+      <w:proofErr w:type="gramEnd"/>
+      <w:r>
+        <w:rPr>
+          <w:cs/>
+        </w:rPr>
+        <w:t xml:space="preserve"> ชื่อศาลแบบเต็ม</w:t>
+      </w:r>
+    </w:p>
+    <w:p>
+      <w:r>
+        <w:t>{</w:t>
+      </w:r>
+      <w:proofErr w:type="spellStart"/>
+      <w:r>
+        <w:t>agency_name</w:t>
+      </w:r>
+      <w:proofErr w:type="spellEnd"/>
+      <w:proofErr w:type="gramStart"/>
+      <w:r>
+        <w:t>} :</w:t>
+      </w:r>
+      <w:proofErr w:type="gramEnd"/>
+      <w:r>
+        <w:t xml:space="preserve"> </w:t>
+      </w:r>
+      <w:r>
+        <w:rPr>
+          <w:cs/>
+        </w:rPr>
+        <w:t>ชื่อศาล</w:t>
+      </w:r>
+    </w:p>
+    <w:p>
+      <w:r>
+        <w:t>{</w:t>
+      </w:r>
+      <w:proofErr w:type="spellStart"/>
+      <w:r>
+        <w:t>director_name</w:t>
+      </w:r>
+      <w:proofErr w:type="spellEnd"/>
+      <w:proofErr w:type="gramStart"/>
+      <w:r>
+        <w:t xml:space="preserve">} </w:t>
+      </w:r>
+      <w:r>
+        <w:rPr>
+          <w:cs/>
+        </w:rPr>
+        <w:t>:</w:t>
+      </w:r>
+      <w:proofErr w:type="gramEnd"/>
+      <w:r>
+        <w:rPr>
+          <w:cs/>
+        </w:rPr>
+        <w:t xml:space="preserve"> ชื่อผู้บริหาร (สำหรับเซ็นรับทราบ)</w:t>
+      </w:r>
+    </w:p>
+    <w:p/>
+    <w:p>
+      <w:r>
+        <w:t>{</w:t>
+      </w:r>
+      <w:proofErr w:type="spellStart"/>
+      <w:r>
+        <w:t>director_position</w:t>
+      </w:r>
+      <w:proofErr w:type="spellEnd"/>
+      <w:proofErr w:type="gramStart"/>
+      <w:r>
+        <w:t xml:space="preserve">} </w:t>
+      </w:r>
+      <w:r>
+        <w:rPr>
+          <w:cs/>
+        </w:rPr>
+        <w:t>:</w:t>
+      </w:r>
+      <w:proofErr w:type="gramEnd"/>
+      <w:r>
+        <w:rPr>
+          <w:cs/>
+        </w:rPr>
+        <w:t xml:space="preserve"> ตำแหน่งผู้บริหาร</w:t>
+      </w:r>
+    </w:p>
+    <w:p/>
+    <w:tbl>
+      <w:tblPr>
+        <w:tblW w:w="0" w:type="auto"/>
+        <w:tblCellSpacing w:w="15" w:type="dxa"/>
+        <w:tblCellMar>
+          <w:left w:w="0" w:type="dxa"/>
+          <w:right w:w="0" w:type="dxa"/>
+        </w:tblCellMar>
+        <w:tblLook w:val="04A0" w:firstRow="1" w:lastRow="0" w:firstColumn="1" w:lastColumn="0" w:noHBand="0" w:noVBand="1"/>
+      </w:tblPr>
+      <w:tblGrid>
+        <w:gridCol w:w="1288"/>
+        <w:gridCol w:w="1811"/>
+        <w:gridCol w:w="1014"/>
+        <w:gridCol w:w="1703"/>
+      </w:tblGrid>
+      <w:tr>
+        <w:trPr>
+          <w:tblHeader/>
+          <w:tblCellSpacing w:w="15" w:type="dxa"/>
+        </w:trPr>
+        <w:tc>
+          <w:tcPr>
+            <w:tcW w:w="0" w:type="auto"/>
+            <w:tcBorders>
+              <w:top w:val="single" w:sz="6" w:space="0" w:color="auto"/>
+              <w:left w:val="single" w:sz="6" w:space="0" w:color="auto"/>
+              <w:bottom w:val="single" w:sz="6" w:space="0" w:color="auto"/>
+              <w:right w:val="single" w:sz="6" w:space="0" w:color="auto"/>
+            </w:tcBorders>
+            <w:tcMar>
+              <w:top w:w="240" w:type="dxa"/>
+              <w:left w:w="0" w:type="dxa"/>
+              <w:bottom w:w="240" w:type="dxa"/>
+              <w:right w:w="180" w:type="dxa"/>
+            </w:tcMar>
+            <w:vAlign w:val="center"/>
+            <w:hideMark/>
+          </w:tcPr>
+          <w:p>
+            <w:pPr>
+              <w:spacing w:after="0" w:line="240" w:lineRule="auto"/>
+              <w:rPr>
+                <w:rFonts w:ascii="Angsana New" w:eastAsia="Times New Roman" w:hAnsi="Angsana New" w:cs="Angsana New"/>
+                <w:color w:val="1F1F1F"/>
+                <w:sz w:val="28"/>
+                <w:szCs w:val="28"/>
+              </w:rPr>
+            </w:pPr>
+            <w:r>
+              <w:rPr>
+                <w:rFonts w:ascii="Angsana New" w:eastAsia="Times New Roman" w:hAnsi="Angsana New" w:cs="Angsana New"/>
+                <w:b/>
+                <w:bCs/>
+                <w:color w:val="1F1F1F"/>
+                <w:sz w:val="28"/>
+                <w:szCs w:val="28"/>
+                <w:bdr w:val="none" w:sz="0" w:space="0" w:color="auto" w:frame="1"/>
+                <w:cs/>
+              </w:rPr>
+              <w:t>ลำดับ</w:t>
+            </w:r>
+          </w:p>
+        </w:tc>
+        <w:tc>
+          <w:tcPr>
+            <w:tcW w:w="0" w:type="auto"/>
+            <w:tcBorders>
+              <w:top w:val="single" w:sz="6" w:space="0" w:color="auto"/>
+              <w:left w:val="single" w:sz="6" w:space="0" w:color="auto"/>
+              <w:bottom w:val="single" w:sz="6" w:space="0" w:color="auto"/>
+              <w:right w:val="single" w:sz="6" w:space="0" w:color="auto"/>
+            </w:tcBorders>
+            <w:tcMar>
+              <w:top w:w="240" w:type="dxa"/>
+              <w:left w:w="0" w:type="dxa"/>
+              <w:bottom w:w="240" w:type="dxa"/>
+              <w:right w:w="180" w:type="dxa"/>
+            </w:tcMar>
+            <w:vAlign w:val="center"/>
+            <w:hideMark/>
+          </w:tcPr>
+          <w:p>
+            <w:pPr>
+              <w:spacing w:after="0" w:line="240" w:lineRule="auto"/>
+              <w:rPr>
+                <w:rFonts w:ascii="Angsana New" w:eastAsia="Times New Roman" w:hAnsi="Angsana New" w:cs="Angsana New"/>
+                <w:color w:val="1F1F1F"/>
+                <w:sz w:val="28"/>
+                <w:szCs w:val="28"/>
+              </w:rPr>
+            </w:pPr>
+            <w:r>
+              <w:rPr>
+                <w:rFonts w:ascii="Angsana New" w:eastAsia="Times New Roman" w:hAnsi="Angsana New" w:cs="Angsana New"/>
+                <w:b/>
+                <w:bCs/>
+                <w:color w:val="1F1F1F"/>
+                <w:sz w:val="28"/>
+                <w:szCs w:val="28"/>
+                <w:bdr w:val="none" w:sz="0" w:space="0" w:color="auto" w:frame="1"/>
+                <w:cs/>
+              </w:rPr>
+              <w:t>รายชื่อผู้ปฏิบัติหน้าที่</w:t>
+            </w:r>
+          </w:p>
+        </w:tc>
+        <w:tc>
+          <w:tcPr>
+            <w:tcW w:w="0" w:type="auto"/>
+            <w:tcBorders>
+              <w:top w:val="single" w:sz="6" w:space="0" w:color="auto"/>
+              <w:left w:val="single" w:sz="6" w:space="0" w:color="auto"/>
+              <w:bottom w:val="single" w:sz="6" w:space="0" w:color="auto"/>
+              <w:right w:val="single" w:sz="6" w:space="0" w:color="auto"/>
+            </w:tcBorders>
+            <w:tcMar>
+              <w:top w:w="240" w:type="dxa"/>
+              <w:left w:w="0" w:type="dxa"/>
+              <w:bottom w:w="240" w:type="dxa"/>
+              <w:right w:w="180" w:type="dxa"/>
+            </w:tcMar>
+            <w:vAlign w:val="center"/>
+            <w:hideMark/>
+          </w:tcPr>
+          <w:p>
+            <w:pPr>
+              <w:spacing w:after="0" w:line="240" w:lineRule="auto"/>
+              <w:rPr>
+                <w:rFonts w:ascii="Angsana New" w:eastAsia="Times New Roman" w:hAnsi="Angsana New" w:cs="Angsana New"/>
+                <w:color w:val="1F1F1F"/>
+                <w:sz w:val="28"/>
+                <w:szCs w:val="28"/>
+              </w:rPr>
+            </w:pPr>
+            <w:r>
+              <w:rPr>
+                <w:rFonts w:ascii="Angsana New" w:eastAsia="Times New Roman" w:hAnsi="Angsana New" w:cs="Angsana New"/>
+                <w:b/>
+                <w:bCs/>
+                <w:color w:val="1F1F1F"/>
+                <w:sz w:val="28"/>
+                <w:szCs w:val="28"/>
+                <w:bdr w:val="none" w:sz="0" w:space="0" w:color="auto" w:frame="1"/>
+                <w:cs/>
+              </w:rPr>
+              <w:t>ตำแหน่ง</w:t>
+            </w:r>
+          </w:p>
+        </w:tc>
+        <w:tc>
+          <w:tcPr>
+            <w:tcW w:w="0" w:type="auto"/>
+            <w:tcBorders>
+              <w:top w:val="single" w:sz="6" w:space="0" w:color="auto"/>
+              <w:left w:val="single" w:sz="6" w:space="0" w:color="auto"/>
+              <w:bottom w:val="single" w:sz="6" w:space="0" w:color="auto"/>
+              <w:right w:val="single" w:sz="6" w:space="0" w:color="auto"/>
+            </w:tcBorders>
+            <w:tcMar>
+              <w:top w:w="240" w:type="dxa"/>
+              <w:left w:w="0" w:type="dxa"/>
+              <w:bottom w:w="240" w:type="dxa"/>
+              <w:right w:w="0" w:type="dxa"/>
+            </w:tcMar>
+            <w:vAlign w:val="center"/>
+            <w:hideMark/>
+          </w:tcPr>
+          <w:p>
+            <w:pPr>
+              <w:spacing w:after="0" w:line="240" w:lineRule="auto"/>
+              <w:rPr>
+                <w:rFonts w:ascii="Angsana New" w:eastAsia="Times New Roman" w:hAnsi="Angsana New" w:cs="Angsana New"/>
+                <w:color w:val="1F1F1F"/>
+                <w:sz w:val="28"/>
+                <w:szCs w:val="28"/>
+              </w:rPr>
+            </w:pPr>
+            <w:r>
+              <w:rPr>
+                <w:rFonts w:ascii="Angsana New" w:eastAsia="Times New Roman" w:hAnsi="Angsana New" w:cs="Angsana New"/>
+                <w:b/>
+                <w:bCs/>
+                <w:color w:val="1F1F1F"/>
+                <w:sz w:val="28"/>
+                <w:szCs w:val="28"/>
+                <w:bdr w:val="none" w:sz="0" w:space="0" w:color="auto" w:frame="1"/>
+                <w:cs/>
+              </w:rPr>
+              <w:t>หน้าที่รับผิดชอบ</w:t>
+            </w:r>
+          </w:p>
+        </w:tc>
+      </w:tr>
+      <w:tr>
+        <w:trPr>
+          <w:tblCellSpacing w:w="15" w:type="dxa"/>
+        </w:trPr>
+        <w:tc>
+          <w:tcPr>
+            <w:tcW w:w="0" w:type="auto"/>
+            <w:tcBorders>
+              <w:top w:val="single" w:sz="6" w:space="0" w:color="auto"/>
+              <w:left w:val="single" w:sz="6" w:space="0" w:color="auto"/>
+              <w:bottom w:val="single" w:sz="6" w:space="0" w:color="auto"/>
+              <w:right w:val="single" w:sz="6" w:space="0" w:color="auto"/>
+            </w:tcBorders>
+            <w:tcMar>
+              <w:top w:w="240" w:type="dxa"/>
+              <w:left w:w="0" w:type="dxa"/>
+              <w:bottom w:w="240" w:type="dxa"/>
+              <w:right w:w="180" w:type="dxa"/>
+            </w:tcMar>
+            <w:vAlign w:val="center"/>
+            <w:hideMark/>
+          </w:tcPr>
+          <w:p>
+            <w:pPr>
+              <w:spacing w:after="0" w:line="240" w:lineRule="auto"/>
+              <w:rPr>
+                <w:rFonts w:ascii="Angsana New" w:eastAsia="Times New Roman" w:hAnsi="Angsana New" w:cs="Angsana New"/>
+                <w:color w:val="1F1F1F"/>
+                <w:sz w:val="28"/>
+                <w:szCs w:val="28"/>
+              </w:rPr>
+            </w:pPr>
+            <w:r>
+              <w:rPr>
+                <w:rFonts w:ascii="Angsana New" w:eastAsia="Times New Roman" w:hAnsi="Angsana New" w:cs="Angsana New"/>
+                <w:color w:val="444746"/>
+                <w:sz w:val="28"/>
+                <w:szCs w:val="28"/>
+                <w:bdr w:val="none" w:sz="0" w:space="0" w:color="auto" w:frame="1"/>
+              </w:rPr>
+              <w:t>{#shifts}{no}</w:t>
+            </w:r>
+          </w:p>
+        </w:tc>
+        <w:tc>
+          <w:tcPr>
+            <w:tcW w:w="0" w:type="auto"/>
+            <w:tcBorders>
+              <w:top w:val="single" w:sz="6" w:space="0" w:color="auto"/>
+              <w:left w:val="single" w:sz="6" w:space="0" w:color="auto"/>
+              <w:bottom w:val="single" w:sz="6" w:space="0" w:color="auto"/>
+              <w:right w:val="single" w:sz="6" w:space="0" w:color="auto"/>
+            </w:tcBorders>
+            <w:tcMar>
+              <w:top w:w="240" w:type="dxa"/>
+              <w:left w:w="0" w:type="dxa"/>
+              <w:bottom w:w="240" w:type="dxa"/>
+              <w:right w:w="180" w:type="dxa"/>
+            </w:tcMar>
+            <w:vAlign w:val="center"/>
+            <w:hideMark/>
+          </w:tcPr>
+          <w:p>
+            <w:pPr>
+              <w:spacing w:after="0" w:line="240" w:lineRule="auto"/>
+              <w:rPr>
+                <w:rFonts w:ascii="Angsana New" w:eastAsia="Times New Roman" w:hAnsi="Angsana New" w:cs="Angsana New"/>
+                <w:color w:val="1F1F1F"/>
+                <w:sz w:val="28"/>
+                <w:szCs w:val="28"/>
+              </w:rPr>
+            </w:pPr>
+            <w:r>
+              <w:rPr>
+                <w:rFonts w:ascii="Angsana New" w:eastAsia="Times New Roman" w:hAnsi="Angsana New" w:cs="Angsana New"/>
+                <w:color w:val="444746"/>
+                <w:sz w:val="28"/>
+                <w:szCs w:val="28"/>
+                <w:bdr w:val="none" w:sz="0" w:space="0" w:color="auto" w:frame="1"/>
+              </w:rPr>
+              <w:t>{name}</w:t>
+            </w:r>
+          </w:p>
+        </w:tc>
+        <w:tc>
+          <w:tcPr>
+            <w:tcW w:w="0" w:type="auto"/>
+            <w:tcBorders>
+              <w:top w:val="single" w:sz="6" w:space="0" w:color="auto"/>
+              <w:left w:val="single" w:sz="6" w:space="0" w:color="auto"/>
+              <w:bottom w:val="single" w:sz="6" w:space="0" w:color="auto"/>
+              <w:right w:val="single" w:sz="6" w:space="0" w:color="auto"/>
+            </w:tcBorders>
+            <w:tcMar>
+              <w:top w:w="240" w:type="dxa"/>
+              <w:left w:w="0" w:type="dxa"/>
+              <w:bottom w:w="240" w:type="dxa"/>
+              <w:right w:w="180" w:type="dxa"/>
+            </w:tcMar>
+            <w:vAlign w:val="center"/>
+            <w:hideMark/>
+          </w:tcPr>
+          <w:p>
+            <w:pPr>
+              <w:spacing w:after="0" w:line="240" w:lineRule="auto"/>
+              <w:rPr>
+                <w:rFonts w:ascii="Angsana New" w:eastAsia="Times New Roman" w:hAnsi="Angsana New" w:cs="Angsana New"/>
+                <w:color w:val="1F1F1F"/>
+                <w:sz w:val="28"/>
+                <w:szCs w:val="28"/>
+              </w:rPr>
+            </w:pPr>
+            <w:r>
+              <w:rPr>
+                <w:rFonts w:ascii="Angsana New" w:eastAsia="Times New Roman" w:hAnsi="Angsana New" w:cs="Angsana New"/>
+                <w:color w:val="444746"/>
+                <w:sz w:val="28"/>
+                <w:szCs w:val="28"/>
+                <w:bdr w:val="none" w:sz="0" w:space="0" w:color="auto" w:frame="1"/>
+              </w:rPr>
+              <w:t>{position}</w:t>
+            </w:r>
+          </w:p>
+        </w:tc>
+        <w:tc>
+          <w:tcPr>
+            <w:tcW w:w="0" w:type="auto"/>
+            <w:tcBorders>
+              <w:top w:val="single" w:sz="6" w:space="0" w:color="auto"/>
+              <w:left w:val="single" w:sz="6" w:space="0" w:color="auto"/>
+              <w:bottom w:val="single" w:sz="6" w:space="0" w:color="auto"/>
+              <w:right w:val="single" w:sz="6" w:space="0" w:color="auto"/>
+            </w:tcBorders>
+            <w:tcMar>
+              <w:top w:w="240" w:type="dxa"/>
+              <w:left w:w="0" w:type="dxa"/>
+              <w:bottom w:w="240" w:type="dxa"/>
+              <w:right w:w="0" w:type="dxa"/>
+            </w:tcMar>
+            <w:vAlign w:val="center"/>
+            <w:hideMark/>
+          </w:tcPr>
+          <w:p>
+            <w:pPr>
+              <w:spacing w:after="0" w:line="240" w:lineRule="auto"/>
+              <w:rPr>
+                <w:rFonts w:ascii="Angsana New" w:eastAsia="Times New Roman" w:hAnsi="Angsana New" w:cs="Angsana New"/>
+                <w:color w:val="1F1F1F"/>
+                <w:sz w:val="28"/>
+                <w:szCs w:val="28"/>
+              </w:rPr>
+            </w:pPr>
+            <w:r>
+              <w:rPr>
+                <w:rFonts w:ascii="Angsana New" w:eastAsia="Times New Roman" w:hAnsi="Angsana New" w:cs="Angsana New"/>
+                <w:color w:val="444746"/>
+                <w:sz w:val="28"/>
+                <w:szCs w:val="28"/>
+                <w:bdr w:val="none" w:sz="0" w:space="0" w:color="auto" w:frame="1"/>
+              </w:rPr>
+              <w:t>{</w:t>
+            </w:r>
+            <w:proofErr w:type="spellStart"/>
+            <w:r>
+              <w:rPr>
+                <w:rFonts w:ascii="Angsana New" w:eastAsia="Times New Roman" w:hAnsi="Angsana New" w:cs="Angsana New"/>
+                <w:color w:val="444746"/>
+                <w:sz w:val="28"/>
+                <w:szCs w:val="28"/>
+                <w:bdr w:val="none" w:sz="0" w:space="0" w:color="auto" w:frame="1"/>
+              </w:rPr>
+              <w:t>duty_name</w:t>
+            </w:r>
+            <w:proofErr w:type="spellEnd"/>
+            <w:r>
+              <w:rPr>
+                <w:rFonts w:ascii="Angsana New" w:eastAsia="Times New Roman" w:hAnsi="Angsana New" w:cs="Angsana New"/>
+                <w:color w:val="444746"/>
+                <w:sz w:val="28"/>
+                <w:szCs w:val="28"/>
+                <w:bdr w:val="none" w:sz="0" w:space="0" w:color="auto" w:frame="1"/>
+              </w:rPr>
+              <w:t>}{/shifts}</w:t>
+            </w:r>
+          </w:p>
+        </w:tc>
+      </w:tr>
+    </w:tbl>
+    <w:p>
       <w:bookmarkStart w:id="0" w:name="_GoBack"/>
       <w:bookmarkEnd w:id="0"/>
-      <w:r>
-        <w:rPr>
-          <w:cs/>
-        </w:rPr>
-        <w:br/>
-      </w:r>
+    </w:p>
+    <w:p>
+      <w:r>
+        <w:rPr>
+          <w:cs/>
+        </w:rPr>
+        <w:t>รายชื่อผู้ปฏิบัติหน้าที่ร่วมกันในวันนี้ มีดังนี้:</w:t>
+      </w:r>
+    </w:p>
+    <w:p>
+      <w:r>
+        <w:t>{#shifts}</w:t>
+      </w:r>
+    </w:p>
+    <w:p>
       <w:r>
         <w:t>{</w:t>
       </w:r>
+      <w:proofErr w:type="gramStart"/>
+      <w:r>
+        <w:t>no</w:t>
+      </w:r>
+      <w:proofErr w:type="gramEnd"/>
+      <w:r>
+        <w:t>}. {</w:t>
+      </w:r>
+      <w:proofErr w:type="gramStart"/>
+      <w:r>
+        <w:t>name</w:t>
+      </w:r>
+      <w:proofErr w:type="gramEnd"/>
+      <w:r>
+        <w:t xml:space="preserve">} </w:t>
+      </w:r>
+      <w:r>
+        <w:rPr>
+          <w:cs/>
+        </w:rPr>
+        <w:t xml:space="preserve">ตำแหน่ง </w:t>
+      </w:r>
+      <w:r>
+        <w:t>{position} (</w:t>
+      </w:r>
+      <w:r>
+        <w:rPr>
+          <w:cs/>
+        </w:rPr>
+        <w:t xml:space="preserve">ปฏิบัติหน้าที่: </w:t>
+      </w:r>
+      <w:r>
+        <w:t>{</w:t>
+      </w:r>
       <w:proofErr w:type="spellStart"/>
       <w:r>
-        <w:t>order_no</w:t>
+        <w:t>duty_name</w:t>
       </w:r>
       <w:proofErr w:type="spellEnd"/>
       <w:r>
-        <w:t xml:space="preserve">} : </w:t>
-      </w:r>
-      <w:r>
-        <w:rPr>
-          <w:cs/>
-        </w:rPr>
-        <w:t>เลขที่คำสั่ง</w:t>
-      </w:r>
-    </w:p>
-    <w:p/>
-    <w:p>
-      <w:r>
-        <w:t>{</w:t>
-      </w:r>
-      <w:proofErr w:type="spellStart"/>
-      <w:r>
-        <w:t>order_date</w:t>
-      </w:r>
-      <w:proofErr w:type="spellEnd"/>
-      <w:proofErr w:type="gramStart"/>
-      <w:r>
-        <w:t>} :</w:t>
-      </w:r>
-      <w:proofErr w:type="gramEnd"/>
-      <w:r>
-        <w:t xml:space="preserve"> </w:t>
-      </w:r>
-      <w:r>
-        <w:rPr>
-          <w:cs/>
-        </w:rPr>
-        <w:t>วันที่คำสั่ง</w:t>
-      </w:r>
-    </w:p>
-    <w:p/>
-    <w:p>
-      <w:r>
-        <w:t>{</w:t>
-      </w:r>
-      <w:proofErr w:type="spellStart"/>
-      <w:r>
-        <w:t>ven_date</w:t>
-      </w:r>
-      <w:proofErr w:type="spellEnd"/>
-      <w:proofErr w:type="gramStart"/>
-      <w:r>
-        <w:t>} :</w:t>
-      </w:r>
-      <w:proofErr w:type="gramEnd"/>
-      <w:r>
-        <w:t xml:space="preserve"> </w:t>
-      </w:r>
-      <w:r>
-        <w:rPr>
-          <w:cs/>
-        </w:rPr>
-        <w:t>วันที่ปฏิบัติหน้าที่ (เช่น 16 พฤษภาคม 2567)</w:t>
-      </w:r>
-    </w:p>
-    <w:p/>
-    <w:p>
-      <w:r>
-        <w:t>{</w:t>
-      </w:r>
-      <w:proofErr w:type="spellStart"/>
-      <w:r>
-        <w:t>ven_time</w:t>
-      </w:r>
-      <w:proofErr w:type="spellEnd"/>
-      <w:proofErr w:type="gramStart"/>
-      <w:r>
-        <w:t>} :</w:t>
-      </w:r>
-      <w:proofErr w:type="gramEnd"/>
-      <w:r>
-        <w:t xml:space="preserve"> </w:t>
-      </w:r>
-      <w:r>
-        <w:rPr>
-          <w:cs/>
-        </w:rPr>
-        <w:t>เวลา (เช่น 16.30 - 08.30 นาฬิกา ของวันรุ่งขึ้น)</w:t>
-      </w:r>
-    </w:p>
-    <w:p/>
-    <w:p>
-      <w:r>
-        <w:t>{</w:t>
-      </w:r>
-      <w:proofErr w:type="spellStart"/>
-      <w:r>
-        <w:t>ven_name_full</w:t>
-      </w:r>
-      <w:proofErr w:type="spellEnd"/>
-      <w:proofErr w:type="gramStart"/>
-      <w:r>
-        <w:t>} :</w:t>
-      </w:r>
-      <w:proofErr w:type="gramEnd"/>
-      <w:r>
-        <w:t xml:space="preserve"> </w:t>
-      </w:r>
-      <w:r>
-        <w:rPr>
-          <w:cs/>
-        </w:rPr>
-        <w:t>ชื่อเวร (เช่น ผู้พิพากษา</w:t>
-      </w:r>
-      <w:r>
-        <w:t xml:space="preserve">, </w:t>
-      </w:r>
-      <w:r>
-        <w:rPr>
-          <w:cs/>
-        </w:rPr>
-        <w:t>หน้าบัลลังก์)</w:t>
-      </w:r>
-    </w:p>
-    <w:p/>
-    <w:p>
-      <w:r>
-        <w:t>{</w:t>
-      </w:r>
-      <w:proofErr w:type="spellStart"/>
-      <w:r>
-        <w:t>user_name</w:t>
-      </w:r>
-      <w:proofErr w:type="spellEnd"/>
-      <w:proofErr w:type="gramStart"/>
-      <w:r>
-        <w:t>} :</w:t>
-      </w:r>
-      <w:proofErr w:type="gramEnd"/>
-      <w:r>
-        <w:t xml:space="preserve"> </w:t>
-      </w:r>
-      <w:r>
-        <w:rPr>
-          <w:cs/>
-        </w:rPr>
-        <w:t>ชื่อคนเข้าเวร</w:t>
-      </w:r>
-    </w:p>
-    <w:p/>
-    <w:p>
-      <w:r>
-        <w:t>{</w:t>
-      </w:r>
-      <w:proofErr w:type="spellStart"/>
-      <w:r>
-        <w:t>user_position</w:t>
-      </w:r>
-      <w:proofErr w:type="spellEnd"/>
-      <w:proofErr w:type="gramStart"/>
-      <w:r>
-        <w:t>} :</w:t>
-      </w:r>
-      <w:proofErr w:type="gramEnd"/>
-      <w:r>
-        <w:t xml:space="preserve"> </w:t>
-      </w:r>
-      <w:r>
-        <w:rPr>
-          <w:cs/>
-        </w:rPr>
-        <w:t>ตำแหน่งคนเข้าเวร</w:t>
-      </w:r>
-    </w:p>
-    <w:p/>
-    <w:p>
-      <w:r>
-        <w:t>{</w:t>
-      </w:r>
-      <w:proofErr w:type="spellStart"/>
-      <w:r>
-        <w:t>full_agency_name</w:t>
-      </w:r>
-      <w:proofErr w:type="spellEnd"/>
-      <w:proofErr w:type="gramStart"/>
-      <w:r>
-        <w:t>} :</w:t>
-      </w:r>
-      <w:proofErr w:type="gramEnd"/>
-      <w:r>
-        <w:t xml:space="preserve"> </w:t>
-      </w:r>
-      <w:r>
-        <w:rPr>
-          <w:cs/>
-        </w:rPr>
-        <w:t>ชื่อศาลแบบเต็ม</w:t>
-      </w:r>
-    </w:p>
-    <w:p/>
-    <w:p>
-      <w:r>
-        <w:t>{</w:t>
-      </w:r>
-      <w:proofErr w:type="spellStart"/>
-      <w:r>
-        <w:t>director_name</w:t>
-      </w:r>
-      <w:proofErr w:type="spellEnd"/>
-      <w:proofErr w:type="gramStart"/>
-      <w:r>
-        <w:t>} :</w:t>
-      </w:r>
-      <w:proofErr w:type="gramEnd"/>
-      <w:r>
-        <w:t xml:space="preserve"> </w:t>
-      </w:r>
-      <w:r>
-        <w:rPr>
-          <w:cs/>
-        </w:rPr>
-        <w:t>ชื่อผู้บริหาร (สำหรับเซ็นรับทราบ)</w:t>
-      </w:r>
-    </w:p>
-    <w:p/>
+        <w:t>})</w:t>
+      </w:r>
+    </w:p>
     <w:p>
       <w:pPr>
         <w:rPr>
@@ -256,26 +776,7 @@
         </w:rPr>
       </w:pPr>
       <w:r>
-        <w:t>{</w:t>
-      </w:r>
-      <w:proofErr w:type="spellStart"/>
-      <w:r>
-        <w:t>director_position</w:t>
-      </w:r>
-      <w:proofErr w:type="spellEnd"/>
-      <w:proofErr w:type="gramStart"/>
-      <w:r>
-        <w:t>} :</w:t>
-      </w:r>
-      <w:proofErr w:type="gramEnd"/>
-      <w:r>
-        <w:t xml:space="preserve"> </w:t>
-      </w:r>
-      <w:r>
-        <w:rPr>
-          <w:cs/>
-        </w:rPr>
-        <w:t>ตำแหน่งผู้บริหาร</w:t>
+        <w:t>{/shifts}</w:t>
       </w:r>
     </w:p>
     <w:sectPr>

--- a/frontend/public/templates/duty_report_form.docx
+++ b/frontend/public/templates/duty_report_form.docx
@@ -8,6 +8,15 @@
           <w:rFonts w:hint="cs"/>
           <w:cs/>
         </w:rPr>
+        <w:t xml:space="preserve">ตัวอย่าง </w:t>
+      </w:r>
+      <w:bookmarkStart w:id="0" w:name="_GoBack"/>
+      <w:bookmarkEnd w:id="0"/>
+      <w:r>
+        <w:rPr>
+          <w:rFonts w:hint="cs"/>
+          <w:cs/>
+        </w:rPr>
         <w:t>รายงานการปฏิบัติหน้าที่</w:t>
       </w:r>
     </w:p>
@@ -253,10 +262,19 @@
       <w:proofErr w:type="spellEnd"/>
       <w:proofErr w:type="gramStart"/>
       <w:r>
-        <w:t>} :</w:t>
+        <w:t xml:space="preserve">} </w:t>
+      </w:r>
+      <w:r>
+        <w:rPr>
+          <w:cs/>
+        </w:rPr>
+        <w:t>:</w:t>
       </w:r>
       <w:proofErr w:type="gramEnd"/>
       <w:r>
+        <w:rPr>
+          <w:cs/>
+        </w:rPr>
         <w:t xml:space="preserve"> </w:t>
       </w:r>
       <w:r>
@@ -698,31 +716,49 @@
                 <w:szCs w:val="28"/>
                 <w:bdr w:val="none" w:sz="0" w:space="0" w:color="auto" w:frame="1"/>
               </w:rPr>
-              <w:t>}{/shifts}</w:t>
+              <w:t>}{</w:t>
+            </w:r>
+            <w:r>
+              <w:rPr>
+                <w:rFonts w:ascii="Angsana New" w:eastAsia="Times New Roman" w:hAnsi="Angsana New" w:cs="Angsana New"/>
+                <w:color w:val="444746"/>
+                <w:sz w:val="28"/>
+                <w:szCs w:val="28"/>
+                <w:bdr w:val="none" w:sz="0" w:space="0" w:color="auto" w:frame="1"/>
+                <w:cs/>
+              </w:rPr>
+              <w:t>/</w:t>
+            </w:r>
+            <w:r>
+              <w:rPr>
+                <w:rFonts w:ascii="Angsana New" w:eastAsia="Times New Roman" w:hAnsi="Angsana New" w:cs="Angsana New"/>
+                <w:color w:val="444746"/>
+                <w:sz w:val="28"/>
+                <w:szCs w:val="28"/>
+                <w:bdr w:val="none" w:sz="0" w:space="0" w:color="auto" w:frame="1"/>
+              </w:rPr>
+              <w:t>shifts}</w:t>
             </w:r>
           </w:p>
         </w:tc>
       </w:tr>
     </w:tbl>
+    <w:p/>
     <w:p>
-      <w:bookmarkStart w:id="0" w:name="_GoBack"/>
-      <w:bookmarkEnd w:id="0"/>
+      <w:r>
+        <w:rPr>
+          <w:cs/>
+        </w:rPr>
+        <w:t>รายชื่อผู้ปฏิบัติหน้าที่ร่วมกันในวันนี้ มีดังนี้:</w:t>
+      </w:r>
     </w:p>
     <w:p>
       <w:r>
-        <w:rPr>
-          <w:cs/>
-        </w:rPr>
-        <w:t>รายชื่อผู้ปฏิบัติหน้าที่ร่วมกันในวันนี้ มีดังนี้:</w:t>
+        <w:t>{#shifts}</w:t>
       </w:r>
     </w:p>
     <w:p>
       <w:r>
-        <w:t>{#shifts}</w:t>
-      </w:r>
-    </w:p>
-    <w:p>
-      <w:r>
         <w:t>{</w:t>
       </w:r>
       <w:proofErr w:type="gramStart"/>
@@ -731,7 +767,16 @@
       </w:r>
       <w:proofErr w:type="gramEnd"/>
       <w:r>
-        <w:t>}. {</w:t>
+        <w:t>}</w:t>
+      </w:r>
+      <w:r>
+        <w:rPr>
+          <w:cs/>
+        </w:rPr>
+        <w:t xml:space="preserve">. </w:t>
+      </w:r>
+      <w:r>
+        <w:t>{</w:t>
       </w:r>
       <w:proofErr w:type="gramStart"/>
       <w:r>
@@ -748,13 +793,13 @@
         <w:t xml:space="preserve">ตำแหน่ง </w:t>
       </w:r>
       <w:r>
-        <w:t>{position} (</w:t>
-      </w:r>
-      <w:r>
-        <w:rPr>
-          <w:cs/>
-        </w:rPr>
-        <w:t xml:space="preserve">ปฏิบัติหน้าที่: </w:t>
+        <w:t xml:space="preserve">{position} </w:t>
+      </w:r>
+      <w:r>
+        <w:rPr>
+          <w:cs/>
+        </w:rPr>
+        <w:t xml:space="preserve">(ปฏิบัติหน้าที่: </w:t>
       </w:r>
       <w:r>
         <w:t>{</w:t>
@@ -765,18 +810,32 @@
       </w:r>
       <w:proofErr w:type="spellEnd"/>
       <w:r>
-        <w:t>})</w:t>
+        <w:t>}</w:t>
+      </w:r>
+      <w:r>
+        <w:rPr>
+          <w:cs/>
+        </w:rPr>
+        <w:t>)</w:t>
       </w:r>
     </w:p>
     <w:p>
       <w:pPr>
         <w:rPr>
-          <w:rFonts w:hint="cs"/>
           <w:cs/>
         </w:rPr>
       </w:pPr>
       <w:r>
-        <w:t>{/shifts}</w:t>
+        <w:t>{</w:t>
+      </w:r>
+      <w:r>
+        <w:rPr>
+          <w:cs/>
+        </w:rPr>
+        <w:t>/</w:t>
+      </w:r>
+      <w:r>
+        <w:t>shifts}</w:t>
       </w:r>
     </w:p>
     <w:sectPr>
